--- a/klagomålsmail/Láttakjávrátje FSC-klagomål mail.docx
+++ b/klagomålsmail/Láttakjávrátje FSC-klagomål mail.docx
@@ -4,14 +4,14 @@
   <w:body>
     <w:p>
       <w:r>
-        <w:t>Till:</w:t>
+        <w:t>Till: Sveaskog</w:t>
         <w:br/>
         <w:t>Kopia: Revisor xx och FSC</w:t>
       </w:r>
     </w:p>
     <w:p>
       <w:r>
-        <w:t>Vi vill informera om att det i avverkningsanmälan Láttakjávrátje i Arvidsjaurs kommun har hittats 26 naturvårdsarter varav 21 är rödlistade.</w:t>
+        <w:t>Vi vill informera om att det i och inom 12 meter från avverkningsanmälan Láttakjávrátje i Arvidsjaurs kommun har hittats 27 naturvårdsarter varav 25 är rödlistade.</w:t>
       </w:r>
     </w:p>
     <w:p>
